--- a/en/wisdom-stories/fallen-teeth.docx
+++ b/en/wisdom-stories/fallen-teeth.docx
@@ -14,7 +14,7 @@
           <w:color w:val="000000"/>
           <w:sz w:val="52"/>
         </w:rPr>
-        <w:t>Teeth falling out</w:t>
+        <w:t>The Falling Teeth</w:t>
       </w:r>
     </w:p>
     <w:p>
@@ -22,13 +22,55 @@
         <w:jc w:val="left"/>
       </w:pPr>
       <w:r>
-        <w:rPr>
-          <w:rFonts w:ascii="Arial" w:hAnsi="Arial" w:eastAsia="Arial"/>
-          <w:i w:val="0"/>
-          <w:color w:val="000000"/>
-          <w:sz w:val="22"/>
-        </w:rPr>
-        <w:t>A king saw in a dream that all his teeth had fallen out, so he called a dream interpreter and asked him what it meant. The man replied: “May the king live, this means that all your relatives will die, and you will be the last to die.” The king was angry and dismissed the man, called another and asked him the same question, and received the answer: “May the king live, you will be the longest-lived in your family.” The king was very pleased with this answer and rewarded the man and sent him on his way.</w:t>
+        <w:t>A king once dreamed that all his teeth had fallen out. He summoned an interpreter of dreams and asked what the dream meant.</w:t>
+      </w:r>
+    </w:p>
+    <w:p>
+      <w:pPr>
+        <w:jc w:val="left"/>
+      </w:pPr>
+      <w:r>
+        <w:t>The interpreter said:</w:t>
+      </w:r>
+    </w:p>
+    <w:p>
+      <w:pPr>
+        <w:jc w:val="left"/>
+      </w:pPr>
+      <w:r>
+        <w:t>— Your Majesty, it means that all your relatives will die before you, and you will be the last to go.</w:t>
+      </w:r>
+    </w:p>
+    <w:p>
+      <w:pPr>
+        <w:jc w:val="left"/>
+      </w:pPr>
+      <w:r>
+        <w:t>The king was angered by the answer and sent him away. Then he called another interpreter and asked the same question.</w:t>
+      </w:r>
+    </w:p>
+    <w:p>
+      <w:pPr>
+        <w:jc w:val="left"/>
+      </w:pPr>
+      <w:r>
+        <w:t>The second man replied:</w:t>
+      </w:r>
+    </w:p>
+    <w:p>
+      <w:pPr>
+        <w:jc w:val="left"/>
+      </w:pPr>
+      <w:r>
+        <w:t>— Your Majesty, it means that you will live longer than anyone else in your family.</w:t>
+      </w:r>
+    </w:p>
+    <w:p>
+      <w:pPr>
+        <w:jc w:val="left"/>
+      </w:pPr>
+      <w:r>
+        <w:t>Pleased by the answer, the king rewarded him generously.</w:t>
       </w:r>
     </w:p>
     <w:p>
@@ -50,23 +92,12 @@
       </w:pPr>
       <w:r>
         <w:rPr>
-          <w:rFonts w:ascii="Arial" w:hAnsi="Arial" w:eastAsia="Arial" w:cs="Arial"/>
           <w:b/>
-          <w:i w:val="0"/>
-          <w:color w:val="9A7417"/>
-          <w:sz w:val="22"/>
         </w:rPr>
         <w:t xml:space="preserve">Moral: </w:t>
       </w:r>
       <w:r>
-        <w:rPr>
-          <w:rFonts w:ascii="Arial" w:hAnsi="Arial" w:eastAsia="Arial" w:cs="Arial"/>
-          <w:b w:val="0"/>
-          <w:i w:val="0"/>
-          <w:color w:val="3F3826"/>
-          <w:sz w:val="22"/>
-        </w:rPr>
-        <w:t>The same truth can be expressed both harshly and delicately. Words can both hurt and heal - how can one say it?</w:t>
+        <w:t>The same truth can be spoken harshly or with tact. Words can wound or heal; wisdom lies in knowing how to speak them.</w:t>
       </w:r>
     </w:p>
     <w:p>
